--- a/public/gallery/examples/software-engineer/id/resume.docx
+++ b/public/gallery/examples/software-engineer/id/resume.docx
@@ -66,7 +66,7 @@
         </w:rPr>
         <w:t xml:space="preserve">📧 </w:t>
       </w:r>
-      <w:hyperlink w:history="1" r:id="rIdutsw7uhw35a6jt2j8lhgy">
+      <w:hyperlink w:history="1" r:id="rIdedsjje4pvciyjai2bnosv">
         <w:r>
           <w:rPr>
             <w:sz w:val="18"/>
@@ -89,7 +89,7 @@
         </w:rPr>
         <w:t xml:space="preserve">🔗 </w:t>
       </w:r>
-      <w:hyperlink w:history="1" r:id="rIdkqrhpjmbvj3ovhm-81hei">
+      <w:hyperlink w:history="1" r:id="rId9xcf5wp5gvmrqtzgh0ccm">
         <w:r>
           <w:rPr>
             <w:sz w:val="18"/>
@@ -124,7 +124,7 @@
         <w:spacing w:after="200" w:line="276"/>
         <w:jc w:val="center"/>
       </w:pPr>
-      <w:hyperlink w:history="1" r:id="rIdlptdqcwnxzmffyn0wu9_i">
+      <w:hyperlink w:history="1" r:id="rId-0wbapurabjaucwathc1t">
         <w:r>
           <w:rPr>
             <w:sz w:val="18"/>
@@ -140,7 +140,7 @@
         </w:rPr>
         <w:t xml:space="preserve"> • </w:t>
       </w:r>
-      <w:hyperlink w:history="1" r:id="rIddwtuvpgygncjczms0rtqv">
+      <w:hyperlink w:history="1" r:id="rIdrqmndvp73_xtrb5raoixz">
         <w:r>
           <w:rPr>
             <w:sz w:val="18"/>
@@ -287,7 +287,7 @@
         </w:rPr>
         <w:t xml:space="preserve">	</w:t>
       </w:r>
-      <w:hyperlink w:history="1" r:id="rIduex8il7kf5qdggpk9yfzs">
+      <w:hyperlink w:history="1" r:id="rIdms773x7rqgkqghb0i-nhr">
         <w:r>
           <w:rPr>
             <w:sz w:val="18"/>
@@ -450,7 +450,7 @@
         </w:rPr>
         <w:t xml:space="preserve">	</w:t>
       </w:r>
-      <w:hyperlink w:history="1" r:id="rId9v9ln-bw4hjyahp9k8gzm">
+      <w:hyperlink w:history="1" r:id="rId36pworhielxxkehqt2vca">
         <w:r>
           <w:rPr>
             <w:sz w:val="18"/>
@@ -632,7 +632,7 @@
         </w:rPr>
         <w:t xml:space="preserve">	</w:t>
       </w:r>
-      <w:hyperlink w:history="1" r:id="rId6z0-nakygrkmqdnimlcsk">
+      <w:hyperlink w:history="1" r:id="rIdeh3x0vxigiyr2_gnexlcw">
         <w:r>
           <w:rPr>
             <w:sz w:val="18"/>
@@ -814,7 +814,7 @@
         </w:rPr>
         <w:t xml:space="preserve">	</w:t>
       </w:r>
-      <w:hyperlink w:history="1" r:id="rId7byninfs2mw2yq0xu8ald">
+      <w:hyperlink w:history="1" r:id="rIdiinqo7eq5xbmsvszshuov">
         <w:r>
           <w:rPr>
             <w:sz w:val="18"/>
@@ -1221,7 +1221,7 @@
         </w:rPr>
         <w:t xml:space="preserve">	</w:t>
       </w:r>
-      <w:hyperlink w:history="1" r:id="rIdcetg5z0vatleuxpedvo9x">
+      <w:hyperlink w:history="1" r:id="rIdvlkbdcfnfogicdegzb-sp">
         <w:r>
           <w:rPr>
             <w:sz w:val="18"/>
@@ -1287,7 +1287,7 @@
         </w:rPr>
         <w:t xml:space="preserve">	</w:t>
       </w:r>
-      <w:hyperlink w:history="1" r:id="rIdspdx0dyiymsh0udab_arp">
+      <w:hyperlink w:history="1" r:id="rIdaqq70r28t_k8ylrpwk4ik">
         <w:r>
           <w:rPr>
             <w:sz w:val="18"/>
@@ -1372,7 +1372,7 @@
         </w:rPr>
         <w:t xml:space="preserve">	</w:t>
       </w:r>
-      <w:hyperlink w:history="1" r:id="rIdjvqm9u6_iinnzikfbvnu2">
+      <w:hyperlink w:history="1" r:id="rIdsja628xvqvjj-9xxhlu7w">
         <w:r>
           <w:rPr>
             <w:sz w:val="18"/>
@@ -1564,7 +1564,7 @@
         </w:rPr>
         <w:t xml:space="preserve">	</w:t>
       </w:r>
-      <w:hyperlink w:history="1" r:id="rIduk4ngu6itaj9s50piakum">
+      <w:hyperlink w:history="1" r:id="rIdazeuid6_cz-oombe3-2fi">
         <w:r>
           <w:rPr>
             <w:sz w:val="18"/>
@@ -1708,7 +1708,7 @@
         </w:rPr>
         <w:t xml:space="preserve">	</w:t>
       </w:r>
-      <w:hyperlink w:history="1" r:id="rIdjxkywnwcvsjybjgm8tdbo">
+      <w:hyperlink w:history="1" r:id="rIdynpnlicahat6hrdbugkoh">
         <w:r>
           <w:rPr>
             <w:sz w:val="18"/>
@@ -1953,7 +1953,7 @@
         </w:rPr>
         <w:t xml:space="preserve">	</w:t>
       </w:r>
-      <w:hyperlink w:history="1" r:id="rIdqdlrnvpc5dgrazlfwju5_">
+      <w:hyperlink w:history="1" r:id="rIdgumnpoechpr_zukc_i3ea">
         <w:r>
           <w:rPr>
             <w:sz w:val="18"/>
@@ -2057,7 +2057,7 @@
         </w:rPr>
         <w:t xml:space="preserve">	</w:t>
       </w:r>
-      <w:hyperlink w:history="1" r:id="rIdialrgjc-ekbwcq-8bgzhv">
+      <w:hyperlink w:history="1" r:id="rIdqt_eucxzzorg91totff7f">
         <w:r>
           <w:rPr>
             <w:sz w:val="18"/>
